--- a/Pembelajaran PeTIK/S 2/10 Pemogramman Backend/Semester 2/Cover Tugas Mandiri.docx
+++ b/Pembelajaran PeTIK/S 2/10 Pemogramman Backend/Semester 2/Cover Tugas Mandiri.docx
@@ -35,7 +35,7 @@
           <w:szCs w:val="32"/>
           <w:lang w:val="en-US"/>
         </w:rPr>
-        <w:t>NOSQL</w:t>
+        <w:t>PEMOGRAMAN BACKEND</w:t>
       </w:r>
       <w:r>
         <w:rPr>
@@ -148,32 +148,6 @@
     </w:p>
     <w:p>
       <w:pPr>
-        <w:spacing w:before="240" w:after="240"/>
-        <w:rPr>
-          <w:rFonts w:asciiTheme="majorBidi" w:hAnsiTheme="majorBidi" w:cstheme="majorBidi"/>
-          <w:b/>
-          <w:noProof/>
-          <w:sz w:val="28"/>
-          <w:szCs w:val="28"/>
-          <w:lang w:val="id-ID"/>
-        </w:rPr>
-      </w:pPr>
-    </w:p>
-    <w:p>
-      <w:pPr>
-        <w:spacing w:before="240" w:after="240"/>
-        <w:rPr>
-          <w:rFonts w:asciiTheme="majorBidi" w:hAnsiTheme="majorBidi" w:cstheme="majorBidi"/>
-          <w:b/>
-          <w:noProof/>
-          <w:sz w:val="28"/>
-          <w:szCs w:val="28"/>
-          <w:lang w:val="id-ID"/>
-        </w:rPr>
-      </w:pPr>
-    </w:p>
-    <w:p>
-      <w:pPr>
         <w:jc w:val="center"/>
         <w:rPr>
           <w:rFonts w:asciiTheme="majorBidi" w:hAnsiTheme="majorBidi" w:cstheme="majorBidi"/>
@@ -183,19 +157,36 @@
           <w:lang w:val="id-ID"/>
         </w:rPr>
       </w:pPr>
-      <w:r>
+    </w:p>
+    <w:p>
+      <w:pPr>
+        <w:jc w:val="center"/>
+        <w:rPr>
+          <w:noProof/>
+        </w:rPr>
+      </w:pPr>
+    </w:p>
+    <w:p>
+      <w:pPr>
+        <w:jc w:val="center"/>
         <w:rPr>
           <w:rFonts w:asciiTheme="majorBidi" w:hAnsiTheme="majorBidi" w:cstheme="majorBidi"/>
           <w:bCs/>
           <w:noProof/>
           <w:sz w:val="32"/>
           <w:szCs w:val="32"/>
+          <w:lang w:val="en-US"/>
+        </w:rPr>
+      </w:pPr>
+      <w:r>
+        <w:rPr>
+          <w:noProof/>
         </w:rPr>
         <w:drawing>
-          <wp:inline distT="0" distB="0" distL="0" distR="0" wp14:anchorId="597708C9" wp14:editId="52F23E93">
-            <wp:extent cx="6068067" cy="2979683"/>
-            <wp:effectExtent l="0" t="0" r="8890" b="0"/>
-            <wp:docPr id="6" name="Picture 6"/>
+          <wp:inline distT="0" distB="0" distL="0" distR="0" wp14:anchorId="2F4C959D" wp14:editId="0F505A3B">
+            <wp:extent cx="4007645" cy="3371850"/>
+            <wp:effectExtent l="0" t="0" r="0" b="0"/>
+            <wp:docPr id="2" name="Picture 2"/>
             <wp:cNvGraphicFramePr>
               <a:graphicFrameLocks xmlns:a="http://schemas.openxmlformats.org/drawingml/2006/main" noChangeAspect="1"/>
             </wp:cNvGraphicFramePr>
@@ -203,7 +194,7 @@
               <a:graphicData uri="http://schemas.openxmlformats.org/drawingml/2006/picture">
                 <pic:pic xmlns:pic="http://schemas.openxmlformats.org/drawingml/2006/picture">
                   <pic:nvPicPr>
-                    <pic:cNvPr id="0" name="Picture 6"/>
+                    <pic:cNvPr id="0" name="Picture 2"/>
                     <pic:cNvPicPr>
                       <a:picLocks noChangeAspect="1" noChangeArrowheads="1"/>
                     </pic:cNvPicPr>
@@ -216,13 +207,13 @@
                         </a:ext>
                       </a:extLst>
                     </a:blip>
-                    <a:srcRect l="622" t="1451" r="976" b="1898"/>
+                    <a:srcRect l="20136" r="20231"/>
                     <a:stretch/>
                   </pic:blipFill>
                   <pic:spPr bwMode="auto">
                     <a:xfrm>
                       <a:off x="0" y="0"/>
-                      <a:ext cx="6074464" cy="2982824"/>
+                      <a:ext cx="4039048" cy="3398271"/>
                     </a:xfrm>
                     <a:prstGeom prst="rect">
                       <a:avLst/>
@@ -455,7 +446,51 @@
           <w:szCs w:val="26"/>
           <w:lang w:val="id-ID"/>
         </w:rPr>
-        <w:t>Denanyar Utara, Plosogeneng,Kec. Jombang,</w:t>
+        <w:t>Denanyar Utara, Plosogeneng,</w:t>
+      </w:r>
+      <w:r>
+        <w:rPr>
+          <w:rFonts w:asciiTheme="majorBidi" w:hAnsiTheme="majorBidi" w:cstheme="majorBidi"/>
+          <w:bCs/>
+          <w:noProof/>
+          <w:sz w:val="26"/>
+          <w:szCs w:val="26"/>
+          <w:lang w:val="en-US"/>
+        </w:rPr>
+        <w:t xml:space="preserve"> </w:t>
+      </w:r>
+      <w:r>
+        <w:rPr>
+          <w:rFonts w:asciiTheme="majorBidi" w:hAnsiTheme="majorBidi" w:cstheme="majorBidi"/>
+          <w:bCs/>
+          <w:noProof/>
+          <w:sz w:val="26"/>
+          <w:szCs w:val="26"/>
+          <w:lang w:val="id-ID"/>
+        </w:rPr>
+        <w:t>Kec</w:t>
+      </w:r>
+      <w:r>
+        <w:rPr>
+          <w:rFonts w:asciiTheme="majorBidi" w:hAnsiTheme="majorBidi" w:cstheme="majorBidi"/>
+          <w:bCs/>
+          <w:noProof/>
+          <w:sz w:val="26"/>
+          <w:szCs w:val="26"/>
+          <w:lang w:val="en-US"/>
+        </w:rPr>
+        <w:t>amatan</w:t>
+      </w:r>
+      <w:r>
+        <w:rPr>
+          <w:rFonts w:asciiTheme="majorBidi" w:hAnsiTheme="majorBidi" w:cstheme="majorBidi"/>
+          <w:bCs/>
+          <w:noProof/>
+          <w:sz w:val="26"/>
+          <w:szCs w:val="26"/>
+          <w:lang w:val="id-ID"/>
+        </w:rPr>
+        <w:t xml:space="preserve"> Jombang,</w:t>
       </w:r>
     </w:p>
     <w:p>
